--- a/AUN NAZAMI_timetable.docx
+++ b/AUN NAZAMI_timetable.docx
@@ -7,7 +7,12 @@
         <w:pStyle w:val="Title"/>
       </w:pPr>
       <w:r>
-        <w:t>Teacher Timetable - AUN NAZAMI</w:t>
+        <w:t>Teacher Timetable — AUN NAZAMI</w:t>
+      </w:r>
+    </w:p>
+    <w:p>
+      <w:r>
+        <w:t>Total Weekly Periods: 22</w:t>
       </w:r>
     </w:p>
     <w:tbl>
@@ -17,17 +22,19 @@
         <w:tblLook w:firstColumn="1" w:firstRow="1" w:lastColumn="0" w:lastRow="0" w:noHBand="0" w:noVBand="1" w:val="04A0"/>
       </w:tblPr>
       <w:tblGrid>
-        <w:gridCol w:w="1440"/>
-        <w:gridCol w:w="1440"/>
-        <w:gridCol w:w="1440"/>
-        <w:gridCol w:w="1440"/>
-        <w:gridCol w:w="1440"/>
-        <w:gridCol w:w="1440"/>
+        <w:gridCol w:w="1080"/>
+        <w:gridCol w:w="1080"/>
+        <w:gridCol w:w="1080"/>
+        <w:gridCol w:w="1080"/>
+        <w:gridCol w:w="1080"/>
+        <w:gridCol w:w="1080"/>
+        <w:gridCol w:w="1080"/>
+        <w:gridCol w:w="1080"/>
       </w:tblGrid>
       <w:tr>
         <w:tc>
           <w:tcPr>
-            <w:tcW w:type="dxa" w:w="1440"/>
+            <w:tcW w:type="dxa" w:w="1080"/>
           </w:tcPr>
           <w:p>
             <w:r>
@@ -37,51 +44,71 @@
         </w:tc>
         <w:tc>
           <w:tcPr>
-            <w:tcW w:type="dxa" w:w="1440"/>
+            <w:tcW w:type="dxa" w:w="1080"/>
           </w:tcPr>
           <w:p>
             <w:r>
-              <w:t>Monday</w:t>
+              <w:t>Mon-Thu Time</w:t>
             </w:r>
           </w:p>
         </w:tc>
         <w:tc>
           <w:tcPr>
-            <w:tcW w:type="dxa" w:w="1440"/>
+            <w:tcW w:type="dxa" w:w="1080"/>
           </w:tcPr>
           <w:p>
             <w:r>
-              <w:t>Tuesday</w:t>
+              <w:t>Mon</w:t>
             </w:r>
           </w:p>
         </w:tc>
         <w:tc>
           <w:tcPr>
-            <w:tcW w:type="dxa" w:w="1440"/>
+            <w:tcW w:type="dxa" w:w="1080"/>
           </w:tcPr>
           <w:p>
             <w:r>
-              <w:t>Wednesday</w:t>
+              <w:t>Tue</w:t>
             </w:r>
           </w:p>
         </w:tc>
         <w:tc>
           <w:tcPr>
-            <w:tcW w:type="dxa" w:w="1440"/>
+            <w:tcW w:type="dxa" w:w="1080"/>
           </w:tcPr>
           <w:p>
             <w:r>
-              <w:t>Thursday</w:t>
+              <w:t>Wed</w:t>
             </w:r>
           </w:p>
         </w:tc>
         <w:tc>
           <w:tcPr>
-            <w:tcW w:type="dxa" w:w="1440"/>
+            <w:tcW w:type="dxa" w:w="1080"/>
           </w:tcPr>
           <w:p>
             <w:r>
-              <w:t>Friday</w:t>
+              <w:t>Thu</w:t>
+            </w:r>
+          </w:p>
+        </w:tc>
+        <w:tc>
+          <w:tcPr>
+            <w:tcW w:type="dxa" w:w="1080"/>
+          </w:tcPr>
+          <w:p>
+            <w:r>
+              <w:t>Fri</w:t>
+            </w:r>
+          </w:p>
+        </w:tc>
+        <w:tc>
+          <w:tcPr>
+            <w:tcW w:type="dxa" w:w="1080"/>
+          </w:tcPr>
+          <w:p>
+            <w:r>
+              <w:t>Fri Time</w:t>
             </w:r>
           </w:p>
         </w:tc>
@@ -89,7 +116,7 @@
       <w:tr>
         <w:tc>
           <w:tcPr>
-            <w:tcW w:type="dxa" w:w="1440"/>
+            <w:tcW w:type="dxa" w:w="1080"/>
           </w:tcPr>
           <w:p>
             <w:r>
@@ -99,7 +126,17 @@
         </w:tc>
         <w:tc>
           <w:tcPr>
-            <w:tcW w:type="dxa" w:w="1440"/>
+            <w:tcW w:type="dxa" w:w="1080"/>
+          </w:tcPr>
+          <w:p>
+            <w:r>
+              <w:t>8:00-8:50</w:t>
+            </w:r>
+          </w:p>
+        </w:tc>
+        <w:tc>
+          <w:tcPr>
+            <w:tcW w:type="dxa" w:w="1080"/>
           </w:tcPr>
           <w:p>
             <w:r/>
@@ -107,7 +144,7 @@
         </w:tc>
         <w:tc>
           <w:tcPr>
-            <w:tcW w:type="dxa" w:w="1440"/>
+            <w:tcW w:type="dxa" w:w="1080"/>
           </w:tcPr>
           <w:p>
             <w:r/>
@@ -115,7 +152,7 @@
         </w:tc>
         <w:tc>
           <w:tcPr>
-            <w:tcW w:type="dxa" w:w="1440"/>
+            <w:tcW w:type="dxa" w:w="1080"/>
           </w:tcPr>
           <w:p>
             <w:r/>
@@ -123,7 +160,7 @@
         </w:tc>
         <w:tc>
           <w:tcPr>
-            <w:tcW w:type="dxa" w:w="1440"/>
+            <w:tcW w:type="dxa" w:w="1080"/>
           </w:tcPr>
           <w:p>
             <w:r/>
@@ -131,17 +168,27 @@
         </w:tc>
         <w:tc>
           <w:tcPr>
-            <w:tcW w:type="dxa" w:w="1440"/>
+            <w:tcW w:type="dxa" w:w="1080"/>
           </w:tcPr>
           <w:p>
             <w:r/>
+          </w:p>
+        </w:tc>
+        <w:tc>
+          <w:tcPr>
+            <w:tcW w:type="dxa" w:w="1080"/>
+          </w:tcPr>
+          <w:p>
+            <w:r>
+              <w:t>8:00-8:40</w:t>
+            </w:r>
           </w:p>
         </w:tc>
       </w:tr>
       <w:tr>
         <w:tc>
           <w:tcPr>
-            <w:tcW w:type="dxa" w:w="1440"/>
+            <w:tcW w:type="dxa" w:w="1080"/>
           </w:tcPr>
           <w:p>
             <w:r>
@@ -151,7 +198,17 @@
         </w:tc>
         <w:tc>
           <w:tcPr>
-            <w:tcW w:type="dxa" w:w="1440"/>
+            <w:tcW w:type="dxa" w:w="1080"/>
+          </w:tcPr>
+          <w:p>
+            <w:r>
+              <w:t>8:50-9:30</w:t>
+            </w:r>
+          </w:p>
+        </w:tc>
+        <w:tc>
+          <w:tcPr>
+            <w:tcW w:type="dxa" w:w="1080"/>
           </w:tcPr>
           <w:p>
             <w:r>
@@ -163,7 +220,7 @@
         </w:tc>
         <w:tc>
           <w:tcPr>
-            <w:tcW w:type="dxa" w:w="1440"/>
+            <w:tcW w:type="dxa" w:w="1080"/>
           </w:tcPr>
           <w:p>
             <w:r/>
@@ -171,7 +228,7 @@
         </w:tc>
         <w:tc>
           <w:tcPr>
-            <w:tcW w:type="dxa" w:w="1440"/>
+            <w:tcW w:type="dxa" w:w="1080"/>
           </w:tcPr>
           <w:p>
             <w:r>
@@ -183,7 +240,7 @@
         </w:tc>
         <w:tc>
           <w:tcPr>
-            <w:tcW w:type="dxa" w:w="1440"/>
+            <w:tcW w:type="dxa" w:w="1080"/>
           </w:tcPr>
           <w:p>
             <w:r>
@@ -195,39 +252,7 @@
         </w:tc>
         <w:tc>
           <w:tcPr>
-            <w:tcW w:type="dxa" w:w="1440"/>
-          </w:tcPr>
-          <w:p>
-            <w:r>
-              <w:t>6B</w:t>
-              <w:br/>
-              <w:t>ISLAMIAT</w:t>
-            </w:r>
-          </w:p>
-        </w:tc>
-      </w:tr>
-      <w:tr>
-        <w:tc>
-          <w:tcPr>
-            <w:tcW w:type="dxa" w:w="1440"/>
-          </w:tcPr>
-          <w:p>
-            <w:r>
-              <w:t>P3</w:t>
-            </w:r>
-          </w:p>
-        </w:tc>
-        <w:tc>
-          <w:tcPr>
-            <w:tcW w:type="dxa" w:w="1440"/>
-          </w:tcPr>
-          <w:p>
-            <w:r/>
-          </w:p>
-        </w:tc>
-        <w:tc>
-          <w:tcPr>
-            <w:tcW w:type="dxa" w:w="1440"/>
+            <w:tcW w:type="dxa" w:w="1080"/>
           </w:tcPr>
           <w:p>
             <w:r>
@@ -239,7 +264,39 @@
         </w:tc>
         <w:tc>
           <w:tcPr>
-            <w:tcW w:type="dxa" w:w="1440"/>
+            <w:tcW w:type="dxa" w:w="1080"/>
+          </w:tcPr>
+          <w:p>
+            <w:r>
+              <w:t>8:40-9:15</w:t>
+            </w:r>
+          </w:p>
+        </w:tc>
+      </w:tr>
+      <w:tr>
+        <w:tc>
+          <w:tcPr>
+            <w:tcW w:type="dxa" w:w="1080"/>
+          </w:tcPr>
+          <w:p>
+            <w:r>
+              <w:t>P3</w:t>
+            </w:r>
+          </w:p>
+        </w:tc>
+        <w:tc>
+          <w:tcPr>
+            <w:tcW w:type="dxa" w:w="1080"/>
+          </w:tcPr>
+          <w:p>
+            <w:r>
+              <w:t>9:30-10:10</w:t>
+            </w:r>
+          </w:p>
+        </w:tc>
+        <w:tc>
+          <w:tcPr>
+            <w:tcW w:type="dxa" w:w="1080"/>
           </w:tcPr>
           <w:p>
             <w:r/>
@@ -247,7 +304,19 @@
         </w:tc>
         <w:tc>
           <w:tcPr>
-            <w:tcW w:type="dxa" w:w="1440"/>
+            <w:tcW w:type="dxa" w:w="1080"/>
+          </w:tcPr>
+          <w:p>
+            <w:r>
+              <w:t>6B</w:t>
+              <w:br/>
+              <w:t>ISLAMIAT</w:t>
+            </w:r>
+          </w:p>
+        </w:tc>
+        <w:tc>
+          <w:tcPr>
+            <w:tcW w:type="dxa" w:w="1080"/>
           </w:tcPr>
           <w:p>
             <w:r/>
@@ -255,7 +324,15 @@
         </w:tc>
         <w:tc>
           <w:tcPr>
-            <w:tcW w:type="dxa" w:w="1440"/>
+            <w:tcW w:type="dxa" w:w="1080"/>
+          </w:tcPr>
+          <w:p>
+            <w:r/>
+          </w:p>
+        </w:tc>
+        <w:tc>
+          <w:tcPr>
+            <w:tcW w:type="dxa" w:w="1080"/>
           </w:tcPr>
           <w:p>
             <w:r>
@@ -265,11 +342,21 @@
             </w:r>
           </w:p>
         </w:tc>
+        <w:tc>
+          <w:tcPr>
+            <w:tcW w:type="dxa" w:w="1080"/>
+          </w:tcPr>
+          <w:p>
+            <w:r>
+              <w:t>9:15-9:50</w:t>
+            </w:r>
+          </w:p>
+        </w:tc>
       </w:tr>
       <w:tr>
         <w:tc>
           <w:tcPr>
-            <w:tcW w:type="dxa" w:w="1440"/>
+            <w:tcW w:type="dxa" w:w="1080"/>
           </w:tcPr>
           <w:p>
             <w:r>
@@ -279,7 +366,283 @@
         </w:tc>
         <w:tc>
           <w:tcPr>
-            <w:tcW w:type="dxa" w:w="1440"/>
+            <w:tcW w:type="dxa" w:w="1080"/>
+          </w:tcPr>
+          <w:p>
+            <w:r>
+              <w:t>10:10-10:50</w:t>
+            </w:r>
+          </w:p>
+        </w:tc>
+        <w:tc>
+          <w:tcPr>
+            <w:tcW w:type="dxa" w:w="1080"/>
+          </w:tcPr>
+          <w:p>
+            <w:r>
+              <w:t>6C</w:t>
+              <w:br/>
+              <w:t>ISLAMIAT</w:t>
+            </w:r>
+          </w:p>
+        </w:tc>
+        <w:tc>
+          <w:tcPr>
+            <w:tcW w:type="dxa" w:w="1080"/>
+          </w:tcPr>
+          <w:p>
+            <w:r>
+              <w:t>7C</w:t>
+              <w:br/>
+              <w:t>ISLAMIAT</w:t>
+            </w:r>
+          </w:p>
+        </w:tc>
+        <w:tc>
+          <w:tcPr>
+            <w:tcW w:type="dxa" w:w="1080"/>
+          </w:tcPr>
+          <w:p>
+            <w:r>
+              <w:t>6B</w:t>
+              <w:br/>
+              <w:t>ARABIC</w:t>
+            </w:r>
+          </w:p>
+        </w:tc>
+        <w:tc>
+          <w:tcPr>
+            <w:tcW w:type="dxa" w:w="1080"/>
+          </w:tcPr>
+          <w:p>
+            <w:r/>
+          </w:p>
+        </w:tc>
+        <w:tc>
+          <w:tcPr>
+            <w:tcW w:type="dxa" w:w="1080"/>
+          </w:tcPr>
+          <w:p>
+            <w:r>
+              <w:t>7A</w:t>
+              <w:br/>
+              <w:t>ISLAMIAT</w:t>
+            </w:r>
+          </w:p>
+        </w:tc>
+        <w:tc>
+          <w:tcPr>
+            <w:tcW w:type="dxa" w:w="1080"/>
+          </w:tcPr>
+          <w:p>
+            <w:r>
+              <w:t>9:50-10:25</w:t>
+            </w:r>
+          </w:p>
+        </w:tc>
+      </w:tr>
+      <w:tr>
+        <w:tc>
+          <w:tcPr>
+            <w:tcW w:type="dxa" w:w="1080"/>
+          </w:tcPr>
+          <w:p>
+            <w:r>
+              <w:t>P5</w:t>
+            </w:r>
+          </w:p>
+        </w:tc>
+        <w:tc>
+          <w:tcPr>
+            <w:tcW w:type="dxa" w:w="1080"/>
+          </w:tcPr>
+          <w:p>
+            <w:r>
+              <w:t>10:50-11:30</w:t>
+            </w:r>
+          </w:p>
+        </w:tc>
+        <w:tc>
+          <w:tcPr>
+            <w:tcW w:type="dxa" w:w="1080"/>
+          </w:tcPr>
+          <w:p>
+            <w:r/>
+          </w:p>
+        </w:tc>
+        <w:tc>
+          <w:tcPr>
+            <w:tcW w:type="dxa" w:w="1080"/>
+          </w:tcPr>
+          <w:p>
+            <w:r>
+              <w:t>7C</w:t>
+              <w:br/>
+              <w:t>ARABIC</w:t>
+            </w:r>
+          </w:p>
+        </w:tc>
+        <w:tc>
+          <w:tcPr>
+            <w:tcW w:type="dxa" w:w="1080"/>
+          </w:tcPr>
+          <w:p>
+            <w:r>
+              <w:t>8B</w:t>
+              <w:br/>
+              <w:t>ARABIC</w:t>
+            </w:r>
+          </w:p>
+        </w:tc>
+        <w:tc>
+          <w:tcPr>
+            <w:tcW w:type="dxa" w:w="1080"/>
+          </w:tcPr>
+          <w:p>
+            <w:r/>
+          </w:p>
+        </w:tc>
+        <w:tc>
+          <w:tcPr>
+            <w:tcW w:type="dxa" w:w="1080"/>
+          </w:tcPr>
+          <w:p>
+            <w:r>
+              <w:t>Lunch</w:t>
+            </w:r>
+          </w:p>
+        </w:tc>
+        <w:tc>
+          <w:tcPr>
+            <w:tcW w:type="dxa" w:w="1080"/>
+          </w:tcPr>
+          <w:p>
+            <w:r>
+              <w:t>10:55-11:35</w:t>
+            </w:r>
+          </w:p>
+        </w:tc>
+      </w:tr>
+      <w:tr>
+        <w:tc>
+          <w:tcPr>
+            <w:tcW w:type="dxa" w:w="1080"/>
+          </w:tcPr>
+          <w:p>
+            <w:r>
+              <w:t>Lunch</w:t>
+            </w:r>
+          </w:p>
+        </w:tc>
+        <w:tc>
+          <w:tcPr>
+            <w:tcW w:type="dxa" w:w="1080"/>
+          </w:tcPr>
+          <w:p>
+            <w:r>
+              <w:t>11:30-12:00</w:t>
+            </w:r>
+          </w:p>
+        </w:tc>
+        <w:tc>
+          <w:tcPr>
+            <w:tcW w:type="dxa" w:w="1080"/>
+          </w:tcPr>
+          <w:p>
+            <w:r/>
+          </w:p>
+        </w:tc>
+        <w:tc>
+          <w:tcPr>
+            <w:tcW w:type="dxa" w:w="1080"/>
+          </w:tcPr>
+          <w:p>
+            <w:r/>
+          </w:p>
+        </w:tc>
+        <w:tc>
+          <w:tcPr>
+            <w:tcW w:type="dxa" w:w="1080"/>
+          </w:tcPr>
+          <w:p>
+            <w:r/>
+          </w:p>
+        </w:tc>
+        <w:tc>
+          <w:tcPr>
+            <w:tcW w:type="dxa" w:w="1080"/>
+          </w:tcPr>
+          <w:p>
+            <w:r/>
+          </w:p>
+        </w:tc>
+        <w:tc>
+          <w:tcPr>
+            <w:tcW w:type="dxa" w:w="1080"/>
+          </w:tcPr>
+          <w:p>
+            <w:r/>
+          </w:p>
+        </w:tc>
+        <w:tc>
+          <w:tcPr>
+            <w:tcW w:type="dxa" w:w="1080"/>
+          </w:tcPr>
+          <w:p>
+            <w:r>
+              <w:t>10:25-10:55</w:t>
+            </w:r>
+          </w:p>
+        </w:tc>
+      </w:tr>
+      <w:tr>
+        <w:tc>
+          <w:tcPr>
+            <w:tcW w:type="dxa" w:w="1080"/>
+          </w:tcPr>
+          <w:p>
+            <w:r>
+              <w:t>P6</w:t>
+            </w:r>
+          </w:p>
+        </w:tc>
+        <w:tc>
+          <w:tcPr>
+            <w:tcW w:type="dxa" w:w="1080"/>
+          </w:tcPr>
+          <w:p>
+            <w:r>
+              <w:t>12:00-12:40</w:t>
+            </w:r>
+          </w:p>
+        </w:tc>
+        <w:tc>
+          <w:tcPr>
+            <w:tcW w:type="dxa" w:w="1080"/>
+          </w:tcPr>
+          <w:p>
+            <w:r>
+              <w:t>7A</w:t>
+              <w:br/>
+              <w:t>ISLAMIAT</w:t>
+            </w:r>
+          </w:p>
+        </w:tc>
+        <w:tc>
+          <w:tcPr>
+            <w:tcW w:type="dxa" w:w="1080"/>
+          </w:tcPr>
+          <w:p>
+            <w:r>
+              <w:t>6C</w:t>
+              <w:br/>
+              <w:t>ISLAMIAT</w:t>
+            </w:r>
+          </w:p>
+        </w:tc>
+        <w:tc>
+          <w:tcPr>
+            <w:tcW w:type="dxa" w:w="1080"/>
           </w:tcPr>
           <w:p>
             <w:r>
@@ -291,7 +654,173 @@
         </w:tc>
         <w:tc>
           <w:tcPr>
-            <w:tcW w:type="dxa" w:w="1440"/>
+            <w:tcW w:type="dxa" w:w="1080"/>
+          </w:tcPr>
+          <w:p>
+            <w:r>
+              <w:t>6B</w:t>
+              <w:br/>
+              <w:t>ARABIC</w:t>
+            </w:r>
+          </w:p>
+        </w:tc>
+        <w:tc>
+          <w:tcPr>
+            <w:tcW w:type="dxa" w:w="1080"/>
+          </w:tcPr>
+          <w:p>
+            <w:r/>
+          </w:p>
+        </w:tc>
+        <w:tc>
+          <w:tcPr>
+            <w:tcW w:type="dxa" w:w="1080"/>
+          </w:tcPr>
+          <w:p>
+            <w:r>
+              <w:t>11:35-12:15</w:t>
+            </w:r>
+          </w:p>
+        </w:tc>
+      </w:tr>
+      <w:tr>
+        <w:tc>
+          <w:tcPr>
+            <w:tcW w:type="dxa" w:w="1080"/>
+          </w:tcPr>
+          <w:p>
+            <w:r>
+              <w:t>P7</w:t>
+            </w:r>
+          </w:p>
+        </w:tc>
+        <w:tc>
+          <w:tcPr>
+            <w:tcW w:type="dxa" w:w="1080"/>
+          </w:tcPr>
+          <w:p>
+            <w:r>
+              <w:t>12:40-1:20</w:t>
+            </w:r>
+          </w:p>
+        </w:tc>
+        <w:tc>
+          <w:tcPr>
+            <w:tcW w:type="dxa" w:w="1080"/>
+          </w:tcPr>
+          <w:p>
+            <w:r>
+              <w:t>6C</w:t>
+              <w:br/>
+              <w:t>ARABIC</w:t>
+            </w:r>
+          </w:p>
+        </w:tc>
+        <w:tc>
+          <w:tcPr>
+            <w:tcW w:type="dxa" w:w="1080"/>
+          </w:tcPr>
+          <w:p>
+            <w:r>
+              <w:t>8B</w:t>
+              <w:br/>
+              <w:t>ARABIC</w:t>
+            </w:r>
+          </w:p>
+        </w:tc>
+        <w:tc>
+          <w:tcPr>
+            <w:tcW w:type="dxa" w:w="1080"/>
+          </w:tcPr>
+          <w:p>
+            <w:r/>
+          </w:p>
+        </w:tc>
+        <w:tc>
+          <w:tcPr>
+            <w:tcW w:type="dxa" w:w="1080"/>
+          </w:tcPr>
+          <w:p>
+            <w:r>
+              <w:t>6B</w:t>
+              <w:br/>
+              <w:t>ISLAMIAT</w:t>
+            </w:r>
+          </w:p>
+        </w:tc>
+        <w:tc>
+          <w:tcPr>
+            <w:tcW w:type="dxa" w:w="1080"/>
+          </w:tcPr>
+          <w:p>
+            <w:r/>
+          </w:p>
+        </w:tc>
+        <w:tc>
+          <w:tcPr>
+            <w:tcW w:type="dxa" w:w="1080"/>
+          </w:tcPr>
+          <w:p>
+            <w:r/>
+          </w:p>
+        </w:tc>
+      </w:tr>
+      <w:tr>
+        <w:tc>
+          <w:tcPr>
+            <w:tcW w:type="dxa" w:w="1080"/>
+          </w:tcPr>
+          <w:p>
+            <w:r>
+              <w:t>P8</w:t>
+            </w:r>
+          </w:p>
+        </w:tc>
+        <w:tc>
+          <w:tcPr>
+            <w:tcW w:type="dxa" w:w="1080"/>
+          </w:tcPr>
+          <w:p>
+            <w:r>
+              <w:t>1:20-2:00</w:t>
+            </w:r>
+          </w:p>
+        </w:tc>
+        <w:tc>
+          <w:tcPr>
+            <w:tcW w:type="dxa" w:w="1080"/>
+          </w:tcPr>
+          <w:p>
+            <w:r>
+              <w:t>7A</w:t>
+              <w:br/>
+              <w:t>ARABIC</w:t>
+            </w:r>
+          </w:p>
+        </w:tc>
+        <w:tc>
+          <w:tcPr>
+            <w:tcW w:type="dxa" w:w="1080"/>
+          </w:tcPr>
+          <w:p>
+            <w:r/>
+          </w:p>
+        </w:tc>
+        <w:tc>
+          <w:tcPr>
+            <w:tcW w:type="dxa" w:w="1080"/>
+          </w:tcPr>
+          <w:p>
+            <w:r>
+              <w:t>6C</w:t>
+              <w:br/>
+              <w:t>ISLAMIAT</w:t>
+            </w:r>
+          </w:p>
+        </w:tc>
+        <w:tc>
+          <w:tcPr>
+            <w:tcW w:type="dxa" w:w="1080"/>
           </w:tcPr>
           <w:p>
             <w:r>
@@ -303,19 +832,7 @@
         </w:tc>
         <w:tc>
           <w:tcPr>
-            <w:tcW w:type="dxa" w:w="1440"/>
-          </w:tcPr>
-          <w:p>
-            <w:r>
-              <w:t>6B</w:t>
-              <w:br/>
-              <w:t>ARABIC</w:t>
-            </w:r>
-          </w:p>
-        </w:tc>
-        <w:tc>
-          <w:tcPr>
-            <w:tcW w:type="dxa" w:w="1440"/>
+            <w:tcW w:type="dxa" w:w="1080"/>
           </w:tcPr>
           <w:p>
             <w:r/>
@@ -323,319 +840,7 @@
         </w:tc>
         <w:tc>
           <w:tcPr>
-            <w:tcW w:type="dxa" w:w="1440"/>
-          </w:tcPr>
-          <w:p>
-            <w:r>
-              <w:t>7A</w:t>
-              <w:br/>
-              <w:t>ISLAMIAT</w:t>
-            </w:r>
-          </w:p>
-        </w:tc>
-      </w:tr>
-      <w:tr>
-        <w:tc>
-          <w:tcPr>
-            <w:tcW w:type="dxa" w:w="1440"/>
-          </w:tcPr>
-          <w:p>
-            <w:r>
-              <w:t>P5</w:t>
-            </w:r>
-          </w:p>
-        </w:tc>
-        <w:tc>
-          <w:tcPr>
-            <w:tcW w:type="dxa" w:w="1440"/>
-          </w:tcPr>
-          <w:p>
-            <w:r/>
-          </w:p>
-        </w:tc>
-        <w:tc>
-          <w:tcPr>
-            <w:tcW w:type="dxa" w:w="1440"/>
-          </w:tcPr>
-          <w:p>
-            <w:r>
-              <w:t>7C</w:t>
-              <w:br/>
-              <w:t>ARABIC</w:t>
-            </w:r>
-          </w:p>
-        </w:tc>
-        <w:tc>
-          <w:tcPr>
-            <w:tcW w:type="dxa" w:w="1440"/>
-          </w:tcPr>
-          <w:p>
-            <w:r>
-              <w:t>8B</w:t>
-              <w:br/>
-              <w:t>ARABIC</w:t>
-            </w:r>
-          </w:p>
-        </w:tc>
-        <w:tc>
-          <w:tcPr>
-            <w:tcW w:type="dxa" w:w="1440"/>
-          </w:tcPr>
-          <w:p>
-            <w:r/>
-          </w:p>
-        </w:tc>
-        <w:tc>
-          <w:tcPr>
-            <w:tcW w:type="dxa" w:w="1440"/>
-          </w:tcPr>
-          <w:p>
-            <w:r/>
-          </w:p>
-        </w:tc>
-      </w:tr>
-      <w:tr>
-        <w:tc>
-          <w:tcPr>
-            <w:tcW w:type="dxa" w:w="1440"/>
-          </w:tcPr>
-          <w:p>
-            <w:r>
-              <w:t>Lunch</w:t>
-            </w:r>
-          </w:p>
-        </w:tc>
-        <w:tc>
-          <w:tcPr>
-            <w:tcW w:type="dxa" w:w="1440"/>
-          </w:tcPr>
-          <w:p>
-            <w:r/>
-          </w:p>
-        </w:tc>
-        <w:tc>
-          <w:tcPr>
-            <w:tcW w:type="dxa" w:w="1440"/>
-          </w:tcPr>
-          <w:p>
-            <w:r/>
-          </w:p>
-        </w:tc>
-        <w:tc>
-          <w:tcPr>
-            <w:tcW w:type="dxa" w:w="1440"/>
-          </w:tcPr>
-          <w:p>
-            <w:r/>
-          </w:p>
-        </w:tc>
-        <w:tc>
-          <w:tcPr>
-            <w:tcW w:type="dxa" w:w="1440"/>
-          </w:tcPr>
-          <w:p>
-            <w:r/>
-          </w:p>
-        </w:tc>
-        <w:tc>
-          <w:tcPr>
-            <w:tcW w:type="dxa" w:w="1440"/>
-          </w:tcPr>
-          <w:p>
-            <w:r/>
-          </w:p>
-        </w:tc>
-      </w:tr>
-      <w:tr>
-        <w:tc>
-          <w:tcPr>
-            <w:tcW w:type="dxa" w:w="1440"/>
-          </w:tcPr>
-          <w:p>
-            <w:r>
-              <w:t>P6</w:t>
-            </w:r>
-          </w:p>
-        </w:tc>
-        <w:tc>
-          <w:tcPr>
-            <w:tcW w:type="dxa" w:w="1440"/>
-          </w:tcPr>
-          <w:p>
-            <w:r>
-              <w:t>7A</w:t>
-              <w:br/>
-              <w:t>ISLAMIAT</w:t>
-            </w:r>
-          </w:p>
-        </w:tc>
-        <w:tc>
-          <w:tcPr>
-            <w:tcW w:type="dxa" w:w="1440"/>
-          </w:tcPr>
-          <w:p>
-            <w:r>
-              <w:t>6C</w:t>
-              <w:br/>
-              <w:t>ISLAMIAT</w:t>
-            </w:r>
-          </w:p>
-        </w:tc>
-        <w:tc>
-          <w:tcPr>
-            <w:tcW w:type="dxa" w:w="1440"/>
-          </w:tcPr>
-          <w:p>
-            <w:r>
-              <w:t>6C</w:t>
-              <w:br/>
-              <w:t>ISLAMIAT</w:t>
-            </w:r>
-          </w:p>
-        </w:tc>
-        <w:tc>
-          <w:tcPr>
-            <w:tcW w:type="dxa" w:w="1440"/>
-          </w:tcPr>
-          <w:p>
-            <w:r>
-              <w:t>6B</w:t>
-              <w:br/>
-              <w:t>ARABIC</w:t>
-            </w:r>
-          </w:p>
-        </w:tc>
-        <w:tc>
-          <w:tcPr>
-            <w:tcW w:type="dxa" w:w="1440"/>
-          </w:tcPr>
-          <w:p>
-            <w:r/>
-          </w:p>
-        </w:tc>
-      </w:tr>
-      <w:tr>
-        <w:tc>
-          <w:tcPr>
-            <w:tcW w:type="dxa" w:w="1440"/>
-          </w:tcPr>
-          <w:p>
-            <w:r>
-              <w:t>P7</w:t>
-            </w:r>
-          </w:p>
-        </w:tc>
-        <w:tc>
-          <w:tcPr>
-            <w:tcW w:type="dxa" w:w="1440"/>
-          </w:tcPr>
-          <w:p>
-            <w:r>
-              <w:t>6C</w:t>
-              <w:br/>
-              <w:t>ARABIC</w:t>
-            </w:r>
-          </w:p>
-        </w:tc>
-        <w:tc>
-          <w:tcPr>
-            <w:tcW w:type="dxa" w:w="1440"/>
-          </w:tcPr>
-          <w:p>
-            <w:r>
-              <w:t>8B</w:t>
-              <w:br/>
-              <w:t>ARABIC</w:t>
-            </w:r>
-          </w:p>
-        </w:tc>
-        <w:tc>
-          <w:tcPr>
-            <w:tcW w:type="dxa" w:w="1440"/>
-          </w:tcPr>
-          <w:p>
-            <w:r/>
-          </w:p>
-        </w:tc>
-        <w:tc>
-          <w:tcPr>
-            <w:tcW w:type="dxa" w:w="1440"/>
-          </w:tcPr>
-          <w:p>
-            <w:r>
-              <w:t>6B</w:t>
-              <w:br/>
-              <w:t>ISLAMIAT</w:t>
-            </w:r>
-          </w:p>
-        </w:tc>
-        <w:tc>
-          <w:tcPr>
-            <w:tcW w:type="dxa" w:w="1440"/>
-          </w:tcPr>
-          <w:p>
-            <w:r/>
-          </w:p>
-        </w:tc>
-      </w:tr>
-      <w:tr>
-        <w:tc>
-          <w:tcPr>
-            <w:tcW w:type="dxa" w:w="1440"/>
-          </w:tcPr>
-          <w:p>
-            <w:r>
-              <w:t>P8</w:t>
-            </w:r>
-          </w:p>
-        </w:tc>
-        <w:tc>
-          <w:tcPr>
-            <w:tcW w:type="dxa" w:w="1440"/>
-          </w:tcPr>
-          <w:p>
-            <w:r>
-              <w:t>7A</w:t>
-              <w:br/>
-              <w:t>ARABIC</w:t>
-            </w:r>
-          </w:p>
-        </w:tc>
-        <w:tc>
-          <w:tcPr>
-            <w:tcW w:type="dxa" w:w="1440"/>
-          </w:tcPr>
-          <w:p>
-            <w:r/>
-          </w:p>
-        </w:tc>
-        <w:tc>
-          <w:tcPr>
-            <w:tcW w:type="dxa" w:w="1440"/>
-          </w:tcPr>
-          <w:p>
-            <w:r>
-              <w:t>6C</w:t>
-              <w:br/>
-              <w:t>ISLAMIAT</w:t>
-            </w:r>
-          </w:p>
-        </w:tc>
-        <w:tc>
-          <w:tcPr>
-            <w:tcW w:type="dxa" w:w="1440"/>
-          </w:tcPr>
-          <w:p>
-            <w:r>
-              <w:t>7C</w:t>
-              <w:br/>
-              <w:t>ISLAMIAT</w:t>
-            </w:r>
-          </w:p>
-        </w:tc>
-        <w:tc>
-          <w:tcPr>
-            <w:tcW w:type="dxa" w:w="1440"/>
+            <w:tcW w:type="dxa" w:w="1080"/>
           </w:tcPr>
           <w:p>
             <w:r/>

--- a/AUN NAZAMI_timetable.docx
+++ b/AUN NAZAMI_timetable.docx
@@ -211,6 +211,14 @@
             <w:tcW w:type="dxa" w:w="1080"/>
           </w:tcPr>
           <w:p>
+            <w:r/>
+          </w:p>
+        </w:tc>
+        <w:tc>
+          <w:tcPr>
+            <w:tcW w:type="dxa" w:w="1080"/>
+          </w:tcPr>
+          <w:p>
             <w:r>
               <w:t>7A</w:t>
               <w:br/>
@@ -223,16 +231,8 @@
             <w:tcW w:type="dxa" w:w="1080"/>
           </w:tcPr>
           <w:p>
-            <w:r/>
-          </w:p>
-        </w:tc>
-        <w:tc>
-          <w:tcPr>
-            <w:tcW w:type="dxa" w:w="1080"/>
-          </w:tcPr>
-          <w:p>
             <w:r>
-              <w:t>7C</w:t>
+              <w:t>8B</w:t>
               <w:br/>
               <w:t>ARABIC</w:t>
             </w:r>
@@ -244,9 +244,9 @@
           </w:tcPr>
           <w:p>
             <w:r>
-              <w:t>7A</w:t>
+              <w:t>7C</w:t>
               <w:br/>
-              <w:t>ARABIC</w:t>
+              <w:t>ISLAMIAT</w:t>
             </w:r>
           </w:p>
         </w:tc>
@@ -255,11 +255,7 @@
             <w:tcW w:type="dxa" w:w="1080"/>
           </w:tcPr>
           <w:p>
-            <w:r>
-              <w:t>6B</w:t>
-              <w:br/>
-              <w:t>ISLAMIAT</w:t>
-            </w:r>
+            <w:r/>
           </w:p>
         </w:tc>
         <w:tc>
@@ -299,7 +295,23 @@
             <w:tcW w:type="dxa" w:w="1080"/>
           </w:tcPr>
           <w:p>
-            <w:r/>
+            <w:r>
+              <w:t>7A</w:t>
+              <w:br/>
+              <w:t>ISLAMIAT</w:t>
+            </w:r>
+          </w:p>
+        </w:tc>
+        <w:tc>
+          <w:tcPr>
+            <w:tcW w:type="dxa" w:w="1080"/>
+          </w:tcPr>
+          <w:p>
+            <w:r>
+              <w:t>6C</w:t>
+              <w:br/>
+              <w:t>ISLAMIAT</w:t>
+            </w:r>
           </w:p>
         </w:tc>
         <w:tc>
@@ -319,15 +331,11 @@
             <w:tcW w:type="dxa" w:w="1080"/>
           </w:tcPr>
           <w:p>
-            <w:r/>
-          </w:p>
-        </w:tc>
-        <w:tc>
-          <w:tcPr>
-            <w:tcW w:type="dxa" w:w="1080"/>
-          </w:tcPr>
-          <w:p>
-            <w:r/>
+            <w:r>
+              <w:t>8B</w:t>
+              <w:br/>
+              <w:t>ARABIC</w:t>
+            </w:r>
           </w:p>
         </w:tc>
         <w:tc>
@@ -380,21 +388,9 @@
           </w:tcPr>
           <w:p>
             <w:r>
-              <w:t>6C</w:t>
+              <w:t>6B</w:t>
               <w:br/>
-              <w:t>ISLAMIAT</w:t>
-            </w:r>
-          </w:p>
-        </w:tc>
-        <w:tc>
-          <w:tcPr>
-            <w:tcW w:type="dxa" w:w="1080"/>
-          </w:tcPr>
-          <w:p>
-            <w:r>
-              <w:t>7C</w:t>
-              <w:br/>
-              <w:t>ISLAMIAT</w:t>
+              <w:t>ARABIC</w:t>
             </w:r>
           </w:p>
         </w:tc>
@@ -415,59 +411,11 @@
             <w:tcW w:type="dxa" w:w="1080"/>
           </w:tcPr>
           <w:p>
-            <w:r/>
-          </w:p>
-        </w:tc>
-        <w:tc>
-          <w:tcPr>
-            <w:tcW w:type="dxa" w:w="1080"/>
-          </w:tcPr>
-          <w:p>
             <w:r>
-              <w:t>7A</w:t>
+              <w:t>7C</w:t>
               <w:br/>
-              <w:t>ISLAMIAT</w:t>
+              <w:t>ARABIC</w:t>
             </w:r>
-          </w:p>
-        </w:tc>
-        <w:tc>
-          <w:tcPr>
-            <w:tcW w:type="dxa" w:w="1080"/>
-          </w:tcPr>
-          <w:p>
-            <w:r>
-              <w:t>9:50-10:25</w:t>
-            </w:r>
-          </w:p>
-        </w:tc>
-      </w:tr>
-      <w:tr>
-        <w:tc>
-          <w:tcPr>
-            <w:tcW w:type="dxa" w:w="1080"/>
-          </w:tcPr>
-          <w:p>
-            <w:r>
-              <w:t>P5</w:t>
-            </w:r>
-          </w:p>
-        </w:tc>
-        <w:tc>
-          <w:tcPr>
-            <w:tcW w:type="dxa" w:w="1080"/>
-          </w:tcPr>
-          <w:p>
-            <w:r>
-              <w:t>10:50-11:30</w:t>
-            </w:r>
-          </w:p>
-        </w:tc>
-        <w:tc>
-          <w:tcPr>
-            <w:tcW w:type="dxa" w:w="1080"/>
-          </w:tcPr>
-          <w:p>
-            <w:r/>
           </w:p>
         </w:tc>
         <w:tc>
@@ -487,18 +435,6 @@
             <w:tcW w:type="dxa" w:w="1080"/>
           </w:tcPr>
           <w:p>
-            <w:r>
-              <w:t>8B</w:t>
-              <w:br/>
-              <w:t>ARABIC</w:t>
-            </w:r>
-          </w:p>
-        </w:tc>
-        <w:tc>
-          <w:tcPr>
-            <w:tcW w:type="dxa" w:w="1080"/>
-          </w:tcPr>
-          <w:p>
             <w:r/>
           </w:p>
         </w:tc>
@@ -508,17 +444,7 @@
           </w:tcPr>
           <w:p>
             <w:r>
-              <w:t>Lunch</w:t>
-            </w:r>
-          </w:p>
-        </w:tc>
-        <w:tc>
-          <w:tcPr>
-            <w:tcW w:type="dxa" w:w="1080"/>
-          </w:tcPr>
-          <w:p>
-            <w:r>
-              <w:t>10:55-11:35</w:t>
+              <w:t>9:50-10:25</w:t>
             </w:r>
           </w:p>
         </w:tc>
@@ -540,7 +466,7 @@
           </w:tcPr>
           <w:p>
             <w:r>
-              <w:t>11:30-12:00</w:t>
+              <w:t>10:50-11:20</w:t>
             </w:r>
           </w:p>
         </w:tc>
@@ -602,6 +528,78 @@
           </w:tcPr>
           <w:p>
             <w:r>
+              <w:t>P5</w:t>
+            </w:r>
+          </w:p>
+        </w:tc>
+        <w:tc>
+          <w:tcPr>
+            <w:tcW w:type="dxa" w:w="1080"/>
+          </w:tcPr>
+          <w:p>
+            <w:r>
+              <w:t>11:20-12:00</w:t>
+            </w:r>
+          </w:p>
+        </w:tc>
+        <w:tc>
+          <w:tcPr>
+            <w:tcW w:type="dxa" w:w="1080"/>
+          </w:tcPr>
+          <w:p>
+            <w:r/>
+          </w:p>
+        </w:tc>
+        <w:tc>
+          <w:tcPr>
+            <w:tcW w:type="dxa" w:w="1080"/>
+          </w:tcPr>
+          <w:p>
+            <w:r/>
+          </w:p>
+        </w:tc>
+        <w:tc>
+          <w:tcPr>
+            <w:tcW w:type="dxa" w:w="1080"/>
+          </w:tcPr>
+          <w:p>
+            <w:r/>
+          </w:p>
+        </w:tc>
+        <w:tc>
+          <w:tcPr>
+            <w:tcW w:type="dxa" w:w="1080"/>
+          </w:tcPr>
+          <w:p>
+            <w:r/>
+          </w:p>
+        </w:tc>
+        <w:tc>
+          <w:tcPr>
+            <w:tcW w:type="dxa" w:w="1080"/>
+          </w:tcPr>
+          <w:p>
+            <w:r/>
+          </w:p>
+        </w:tc>
+        <w:tc>
+          <w:tcPr>
+            <w:tcW w:type="dxa" w:w="1080"/>
+          </w:tcPr>
+          <w:p>
+            <w:r>
+              <w:t>10:55-11:35</w:t>
+            </w:r>
+          </w:p>
+        </w:tc>
+      </w:tr>
+      <w:tr>
+        <w:tc>
+          <w:tcPr>
+            <w:tcW w:type="dxa" w:w="1080"/>
+          </w:tcPr>
+          <w:p>
+            <w:r>
               <w:t>P6</w:t>
             </w:r>
           </w:p>
@@ -622,10 +620,42 @@
           </w:tcPr>
           <w:p>
             <w:r>
+              <w:t>6B</w:t>
+              <w:br/>
+              <w:t>ISLAMIAT</w:t>
+            </w:r>
+          </w:p>
+        </w:tc>
+        <w:tc>
+          <w:tcPr>
+            <w:tcW w:type="dxa" w:w="1080"/>
+          </w:tcPr>
+          <w:p>
+            <w:r>
+              <w:t>6B</w:t>
+              <w:br/>
+              <w:t>ISLAMIAT</w:t>
+            </w:r>
+          </w:p>
+        </w:tc>
+        <w:tc>
+          <w:tcPr>
+            <w:tcW w:type="dxa" w:w="1080"/>
+          </w:tcPr>
+          <w:p>
+            <w:r>
               <w:t>7A</w:t>
               <w:br/>
               <w:t>ISLAMIAT</w:t>
             </w:r>
+          </w:p>
+        </w:tc>
+        <w:tc>
+          <w:tcPr>
+            <w:tcW w:type="dxa" w:w="1080"/>
+          </w:tcPr>
+          <w:p>
+            <w:r/>
           </w:p>
         </w:tc>
         <w:tc>
@@ -638,38 +668,6 @@
               <w:br/>
               <w:t>ISLAMIAT</w:t>
             </w:r>
-          </w:p>
-        </w:tc>
-        <w:tc>
-          <w:tcPr>
-            <w:tcW w:type="dxa" w:w="1080"/>
-          </w:tcPr>
-          <w:p>
-            <w:r>
-              <w:t>6C</w:t>
-              <w:br/>
-              <w:t>ARABIC</w:t>
-            </w:r>
-          </w:p>
-        </w:tc>
-        <w:tc>
-          <w:tcPr>
-            <w:tcW w:type="dxa" w:w="1080"/>
-          </w:tcPr>
-          <w:p>
-            <w:r>
-              <w:t>6B</w:t>
-              <w:br/>
-              <w:t>ARABIC</w:t>
-            </w:r>
-          </w:p>
-        </w:tc>
-        <w:tc>
-          <w:tcPr>
-            <w:tcW w:type="dxa" w:w="1080"/>
-          </w:tcPr>
-          <w:p>
-            <w:r/>
           </w:p>
         </w:tc>
         <w:tc>
@@ -712,7 +710,7 @@
             <w:r>
               <w:t>6C</w:t>
               <w:br/>
-              <w:t>ARABIC</w:t>
+              <w:t>ISLAMIAT</w:t>
             </w:r>
           </w:p>
         </w:tc>
@@ -722,7 +720,7 @@
           </w:tcPr>
           <w:p>
             <w:r>
-              <w:t>8B</w:t>
+              <w:t>7A</w:t>
               <w:br/>
               <w:t>ARABIC</w:t>
             </w:r>
@@ -742,9 +740,9 @@
           </w:tcPr>
           <w:p>
             <w:r>
-              <w:t>6B</w:t>
+              <w:t>7A</w:t>
               <w:br/>
-              <w:t>ISLAMIAT</w:t>
+              <w:t>ARABIC</w:t>
             </w:r>
           </w:p>
         </w:tc>
@@ -792,7 +790,7 @@
           </w:tcPr>
           <w:p>
             <w:r>
-              <w:t>7A</w:t>
+              <w:t>6C</w:t>
               <w:br/>
               <w:t>ARABIC</w:t>
             </w:r>
@@ -803,18 +801,10 @@
             <w:tcW w:type="dxa" w:w="1080"/>
           </w:tcPr>
           <w:p>
-            <w:r/>
-          </w:p>
-        </w:tc>
-        <w:tc>
-          <w:tcPr>
-            <w:tcW w:type="dxa" w:w="1080"/>
-          </w:tcPr>
-          <w:p>
             <w:r>
               <w:t>6C</w:t>
               <w:br/>
-              <w:t>ISLAMIAT</w:t>
+              <w:t>ARABIC</w:t>
             </w:r>
           </w:p>
         </w:tc>
@@ -828,6 +818,14 @@
               <w:br/>
               <w:t>ISLAMIAT</w:t>
             </w:r>
+          </w:p>
+        </w:tc>
+        <w:tc>
+          <w:tcPr>
+            <w:tcW w:type="dxa" w:w="1080"/>
+          </w:tcPr>
+          <w:p>
+            <w:r/>
           </w:p>
         </w:tc>
         <w:tc>

--- a/AUN NAZAMI_timetable.docx
+++ b/AUN NAZAMI_timetable.docx
@@ -22,92 +22,116 @@
         <w:tblLook w:firstColumn="1" w:firstRow="1" w:lastColumn="0" w:lastRow="0" w:noHBand="0" w:noVBand="1" w:val="04A0"/>
       </w:tblPr>
       <w:tblGrid>
-        <w:gridCol w:w="1080"/>
-        <w:gridCol w:w="1080"/>
-        <w:gridCol w:w="1080"/>
-        <w:gridCol w:w="1080"/>
-        <w:gridCol w:w="1080"/>
-        <w:gridCol w:w="1080"/>
-        <w:gridCol w:w="1080"/>
-        <w:gridCol w:w="1080"/>
+        <w:gridCol w:w="1530"/>
+        <w:gridCol w:w="1530"/>
+        <w:gridCol w:w="1530"/>
+        <w:gridCol w:w="1530"/>
+        <w:gridCol w:w="1530"/>
+        <w:gridCol w:w="1530"/>
+        <w:gridCol w:w="1530"/>
+        <w:gridCol w:w="1530"/>
       </w:tblGrid>
       <w:tr>
         <w:tc>
           <w:tcPr>
-            <w:tcW w:type="dxa" w:w="1080"/>
+            <w:tcW w:type="dxa" w:w="1530"/>
           </w:tcPr>
           <w:p>
             <w:r>
+              <w:rPr>
+                <w:b/>
+              </w:rPr>
               <w:t>Period</w:t>
             </w:r>
           </w:p>
         </w:tc>
         <w:tc>
           <w:tcPr>
-            <w:tcW w:type="dxa" w:w="1080"/>
+            <w:tcW w:type="dxa" w:w="1530"/>
           </w:tcPr>
           <w:p>
             <w:r>
-              <w:t>Mon-Thu Time</w:t>
+              <w:rPr>
+                <w:b/>
+              </w:rPr>
+              <w:t>Mon-Wed Time</w:t>
             </w:r>
           </w:p>
         </w:tc>
         <w:tc>
           <w:tcPr>
-            <w:tcW w:type="dxa" w:w="1080"/>
+            <w:tcW w:type="dxa" w:w="1530"/>
           </w:tcPr>
           <w:p>
             <w:r>
+              <w:rPr>
+                <w:b/>
+              </w:rPr>
               <w:t>Mon</w:t>
             </w:r>
           </w:p>
         </w:tc>
         <w:tc>
           <w:tcPr>
-            <w:tcW w:type="dxa" w:w="1080"/>
+            <w:tcW w:type="dxa" w:w="1530"/>
           </w:tcPr>
           <w:p>
             <w:r>
+              <w:rPr>
+                <w:b/>
+              </w:rPr>
               <w:t>Tue</w:t>
             </w:r>
           </w:p>
         </w:tc>
         <w:tc>
           <w:tcPr>
-            <w:tcW w:type="dxa" w:w="1080"/>
+            <w:tcW w:type="dxa" w:w="1530"/>
           </w:tcPr>
           <w:p>
             <w:r>
+              <w:rPr>
+                <w:b/>
+              </w:rPr>
               <w:t>Wed</w:t>
             </w:r>
           </w:p>
         </w:tc>
         <w:tc>
           <w:tcPr>
-            <w:tcW w:type="dxa" w:w="1080"/>
+            <w:tcW w:type="dxa" w:w="1530"/>
           </w:tcPr>
           <w:p>
             <w:r>
+              <w:rPr>
+                <w:b/>
+              </w:rPr>
               <w:t>Thu</w:t>
             </w:r>
           </w:p>
         </w:tc>
         <w:tc>
           <w:tcPr>
-            <w:tcW w:type="dxa" w:w="1080"/>
+            <w:tcW w:type="dxa" w:w="1530"/>
           </w:tcPr>
           <w:p>
             <w:r>
+              <w:rPr>
+                <w:b/>
+              </w:rPr>
               <w:t>Fri</w:t>
             </w:r>
           </w:p>
         </w:tc>
         <w:tc>
           <w:tcPr>
-            <w:tcW w:type="dxa" w:w="1080"/>
+            <w:tcW w:type="dxa" w:w="1530"/>
           </w:tcPr>
           <w:p>
             <w:r>
+              <w:rPr>
+                <w:b/>
+              </w:rPr>
               <w:t>Fri Time</w:t>
             </w:r>
           </w:p>
@@ -116,7 +140,7 @@
       <w:tr>
         <w:tc>
           <w:tcPr>
-            <w:tcW w:type="dxa" w:w="1080"/>
+            <w:tcW w:type="dxa" w:w="1530"/>
           </w:tcPr>
           <w:p>
             <w:r>
@@ -126,7 +150,7 @@
         </w:tc>
         <w:tc>
           <w:tcPr>
-            <w:tcW w:type="dxa" w:w="1080"/>
+            <w:tcW w:type="dxa" w:w="1530"/>
           </w:tcPr>
           <w:p>
             <w:r>
@@ -136,7 +160,7 @@
         </w:tc>
         <w:tc>
           <w:tcPr>
-            <w:tcW w:type="dxa" w:w="1080"/>
+            <w:tcW w:type="dxa" w:w="1530"/>
           </w:tcPr>
           <w:p>
             <w:r/>
@@ -144,7 +168,7 @@
         </w:tc>
         <w:tc>
           <w:tcPr>
-            <w:tcW w:type="dxa" w:w="1080"/>
+            <w:tcW w:type="dxa" w:w="1530"/>
           </w:tcPr>
           <w:p>
             <w:r/>
@@ -152,7 +176,7 @@
         </w:tc>
         <w:tc>
           <w:tcPr>
-            <w:tcW w:type="dxa" w:w="1080"/>
+            <w:tcW w:type="dxa" w:w="1530"/>
           </w:tcPr>
           <w:p>
             <w:r/>
@@ -160,7 +184,7 @@
         </w:tc>
         <w:tc>
           <w:tcPr>
-            <w:tcW w:type="dxa" w:w="1080"/>
+            <w:tcW w:type="dxa" w:w="1530"/>
           </w:tcPr>
           <w:p>
             <w:r/>
@@ -168,15 +192,19 @@
         </w:tc>
         <w:tc>
           <w:tcPr>
-            <w:tcW w:type="dxa" w:w="1080"/>
+            <w:tcW w:type="dxa" w:w="1530"/>
           </w:tcPr>
           <w:p>
-            <w:r/>
+            <w:r>
+              <w:t>7A</w:t>
+              <w:br/>
+              <w:t>ARABIC</w:t>
+            </w:r>
           </w:p>
         </w:tc>
         <w:tc>
           <w:tcPr>
-            <w:tcW w:type="dxa" w:w="1080"/>
+            <w:tcW w:type="dxa" w:w="1530"/>
           </w:tcPr>
           <w:p>
             <w:r>
@@ -188,7 +216,7 @@
       <w:tr>
         <w:tc>
           <w:tcPr>
-            <w:tcW w:type="dxa" w:w="1080"/>
+            <w:tcW w:type="dxa" w:w="1530"/>
           </w:tcPr>
           <w:p>
             <w:r>
@@ -198,7 +226,7 @@
         </w:tc>
         <w:tc>
           <w:tcPr>
-            <w:tcW w:type="dxa" w:w="1080"/>
+            <w:tcW w:type="dxa" w:w="1530"/>
           </w:tcPr>
           <w:p>
             <w:r>
@@ -208,7 +236,7 @@
         </w:tc>
         <w:tc>
           <w:tcPr>
-            <w:tcW w:type="dxa" w:w="1080"/>
+            <w:tcW w:type="dxa" w:w="1530"/>
           </w:tcPr>
           <w:p>
             <w:r/>
@@ -216,7 +244,119 @@
         </w:tc>
         <w:tc>
           <w:tcPr>
-            <w:tcW w:type="dxa" w:w="1080"/>
+            <w:tcW w:type="dxa" w:w="1530"/>
+          </w:tcPr>
+          <w:p>
+            <w:r>
+              <w:t>7C</w:t>
+              <w:br/>
+              <w:t>ISLAMIAT</w:t>
+            </w:r>
+          </w:p>
+        </w:tc>
+        <w:tc>
+          <w:tcPr>
+            <w:tcW w:type="dxa" w:w="1530"/>
+          </w:tcPr>
+          <w:p>
+            <w:r/>
+          </w:p>
+        </w:tc>
+        <w:tc>
+          <w:tcPr>
+            <w:tcW w:type="dxa" w:w="1530"/>
+          </w:tcPr>
+          <w:p>
+            <w:r>
+              <w:t>6B</w:t>
+              <w:br/>
+              <w:t>ISLAMIAT</w:t>
+            </w:r>
+          </w:p>
+        </w:tc>
+        <w:tc>
+          <w:tcPr>
+            <w:tcW w:type="dxa" w:w="1530"/>
+          </w:tcPr>
+          <w:p>
+            <w:r>
+              <w:t>8B</w:t>
+              <w:br/>
+              <w:t>ARABIC</w:t>
+            </w:r>
+          </w:p>
+        </w:tc>
+        <w:tc>
+          <w:tcPr>
+            <w:tcW w:type="dxa" w:w="1530"/>
+          </w:tcPr>
+          <w:p>
+            <w:r>
+              <w:t>8:40-9:15</w:t>
+            </w:r>
+          </w:p>
+        </w:tc>
+      </w:tr>
+      <w:tr>
+        <w:tc>
+          <w:tcPr>
+            <w:tcW w:type="dxa" w:w="1530"/>
+          </w:tcPr>
+          <w:p>
+            <w:r>
+              <w:t>P3</w:t>
+            </w:r>
+          </w:p>
+        </w:tc>
+        <w:tc>
+          <w:tcPr>
+            <w:tcW w:type="dxa" w:w="1530"/>
+          </w:tcPr>
+          <w:p>
+            <w:r>
+              <w:t>9:30-10:10</w:t>
+            </w:r>
+          </w:p>
+        </w:tc>
+        <w:tc>
+          <w:tcPr>
+            <w:tcW w:type="dxa" w:w="1530"/>
+          </w:tcPr>
+          <w:p>
+            <w:r>
+              <w:t>6B</w:t>
+              <w:br/>
+              <w:t>ISLAMIAT</w:t>
+            </w:r>
+          </w:p>
+        </w:tc>
+        <w:tc>
+          <w:tcPr>
+            <w:tcW w:type="dxa" w:w="1530"/>
+          </w:tcPr>
+          <w:p>
+            <w:r>
+              <w:t>6C</w:t>
+              <w:br/>
+              <w:t>ISLAMIAT</w:t>
+            </w:r>
+          </w:p>
+        </w:tc>
+        <w:tc>
+          <w:tcPr>
+            <w:tcW w:type="dxa" w:w="1530"/>
+          </w:tcPr>
+          <w:p>
+            <w:r>
+              <w:t>8B</w:t>
+              <w:br/>
+              <w:t>ARABIC</w:t>
+            </w:r>
+          </w:p>
+        </w:tc>
+        <w:tc>
+          <w:tcPr>
+            <w:tcW w:type="dxa" w:w="1530"/>
           </w:tcPr>
           <w:p>
             <w:r>
@@ -228,11 +368,71 @@
         </w:tc>
         <w:tc>
           <w:tcPr>
-            <w:tcW w:type="dxa" w:w="1080"/>
+            <w:tcW w:type="dxa" w:w="1530"/>
           </w:tcPr>
           <w:p>
             <w:r>
-              <w:t>8B</w:t>
+              <w:t>6C</w:t>
+              <w:br/>
+              <w:t>ISLAMIAT</w:t>
+            </w:r>
+          </w:p>
+        </w:tc>
+        <w:tc>
+          <w:tcPr>
+            <w:tcW w:type="dxa" w:w="1530"/>
+          </w:tcPr>
+          <w:p>
+            <w:r>
+              <w:t>9:15-9:50</w:t>
+            </w:r>
+          </w:p>
+        </w:tc>
+      </w:tr>
+      <w:tr>
+        <w:tc>
+          <w:tcPr>
+            <w:tcW w:type="dxa" w:w="1530"/>
+          </w:tcPr>
+          <w:p>
+            <w:r>
+              <w:t>P4</w:t>
+            </w:r>
+          </w:p>
+        </w:tc>
+        <w:tc>
+          <w:tcPr>
+            <w:tcW w:type="dxa" w:w="1530"/>
+          </w:tcPr>
+          <w:p>
+            <w:r>
+              <w:t>10:10-10:50</w:t>
+            </w:r>
+          </w:p>
+        </w:tc>
+        <w:tc>
+          <w:tcPr>
+            <w:tcW w:type="dxa" w:w="1530"/>
+          </w:tcPr>
+          <w:p>
+            <w:r/>
+          </w:p>
+        </w:tc>
+        <w:tc>
+          <w:tcPr>
+            <w:tcW w:type="dxa" w:w="1530"/>
+          </w:tcPr>
+          <w:p>
+            <w:r/>
+          </w:p>
+        </w:tc>
+        <w:tc>
+          <w:tcPr>
+            <w:tcW w:type="dxa" w:w="1530"/>
+          </w:tcPr>
+          <w:p>
+            <w:r>
+              <w:t>7C</w:t>
               <w:br/>
               <w:t>ARABIC</w:t>
             </w:r>
@@ -240,7 +440,315 @@
         </w:tc>
         <w:tc>
           <w:tcPr>
-            <w:tcW w:type="dxa" w:w="1080"/>
+            <w:tcW w:type="dxa" w:w="1530"/>
+          </w:tcPr>
+          <w:p>
+            <w:r/>
+          </w:p>
+        </w:tc>
+        <w:tc>
+          <w:tcPr>
+            <w:tcW w:type="dxa" w:w="1530"/>
+          </w:tcPr>
+          <w:p>
+            <w:r/>
+          </w:p>
+        </w:tc>
+        <w:tc>
+          <w:tcPr>
+            <w:tcW w:type="dxa" w:w="1530"/>
+          </w:tcPr>
+          <w:p>
+            <w:r>
+              <w:t>9:50-10:25</w:t>
+            </w:r>
+          </w:p>
+        </w:tc>
+      </w:tr>
+      <w:tr>
+        <w:tc>
+          <w:tcPr>
+            <w:tcW w:type="dxa" w:w="1530"/>
+          </w:tcPr>
+          <w:p>
+            <w:r>
+              <w:t>Lunch</w:t>
+            </w:r>
+          </w:p>
+        </w:tc>
+        <w:tc>
+          <w:tcPr>
+            <w:tcW w:type="dxa" w:w="1530"/>
+          </w:tcPr>
+          <w:p>
+            <w:r>
+              <w:t>10:50-11:20</w:t>
+            </w:r>
+          </w:p>
+        </w:tc>
+        <w:tc>
+          <w:tcPr>
+            <w:tcW w:type="dxa" w:w="1530"/>
+          </w:tcPr>
+          <w:p>
+            <w:r/>
+          </w:p>
+        </w:tc>
+        <w:tc>
+          <w:tcPr>
+            <w:tcW w:type="dxa" w:w="1530"/>
+          </w:tcPr>
+          <w:p>
+            <w:r/>
+          </w:p>
+        </w:tc>
+        <w:tc>
+          <w:tcPr>
+            <w:tcW w:type="dxa" w:w="1530"/>
+          </w:tcPr>
+          <w:p>
+            <w:r/>
+          </w:p>
+        </w:tc>
+        <w:tc>
+          <w:tcPr>
+            <w:tcW w:type="dxa" w:w="1530"/>
+          </w:tcPr>
+          <w:p>
+            <w:r/>
+          </w:p>
+        </w:tc>
+        <w:tc>
+          <w:tcPr>
+            <w:tcW w:type="dxa" w:w="1530"/>
+          </w:tcPr>
+          <w:p>
+            <w:r/>
+          </w:p>
+        </w:tc>
+        <w:tc>
+          <w:tcPr>
+            <w:tcW w:type="dxa" w:w="1530"/>
+          </w:tcPr>
+          <w:p>
+            <w:r>
+              <w:t>10:25-10:55</w:t>
+            </w:r>
+          </w:p>
+        </w:tc>
+      </w:tr>
+      <w:tr>
+        <w:tc>
+          <w:tcPr>
+            <w:tcW w:type="dxa" w:w="1530"/>
+          </w:tcPr>
+          <w:p>
+            <w:r>
+              <w:t>P5</w:t>
+            </w:r>
+          </w:p>
+        </w:tc>
+        <w:tc>
+          <w:tcPr>
+            <w:tcW w:type="dxa" w:w="1530"/>
+          </w:tcPr>
+          <w:p>
+            <w:r>
+              <w:t>11:20-12:00</w:t>
+            </w:r>
+          </w:p>
+        </w:tc>
+        <w:tc>
+          <w:tcPr>
+            <w:tcW w:type="dxa" w:w="1530"/>
+          </w:tcPr>
+          <w:p>
+            <w:r/>
+          </w:p>
+        </w:tc>
+        <w:tc>
+          <w:tcPr>
+            <w:tcW w:type="dxa" w:w="1530"/>
+          </w:tcPr>
+          <w:p>
+            <w:r>
+              <w:t>6B</w:t>
+              <w:br/>
+              <w:t>ISLAMIAT</w:t>
+            </w:r>
+          </w:p>
+        </w:tc>
+        <w:tc>
+          <w:tcPr>
+            <w:tcW w:type="dxa" w:w="1530"/>
+          </w:tcPr>
+          <w:p>
+            <w:r>
+              <w:t>7A</w:t>
+              <w:br/>
+              <w:t>ISLAMIAT</w:t>
+            </w:r>
+          </w:p>
+        </w:tc>
+        <w:tc>
+          <w:tcPr>
+            <w:tcW w:type="dxa" w:w="1530"/>
+          </w:tcPr>
+          <w:p>
+            <w:r/>
+          </w:p>
+        </w:tc>
+        <w:tc>
+          <w:tcPr>
+            <w:tcW w:type="dxa" w:w="1530"/>
+          </w:tcPr>
+          <w:p>
+            <w:r/>
+          </w:p>
+        </w:tc>
+        <w:tc>
+          <w:tcPr>
+            <w:tcW w:type="dxa" w:w="1530"/>
+          </w:tcPr>
+          <w:p>
+            <w:r>
+              <w:t>10:55-11:35</w:t>
+            </w:r>
+          </w:p>
+        </w:tc>
+      </w:tr>
+      <w:tr>
+        <w:tc>
+          <w:tcPr>
+            <w:tcW w:type="dxa" w:w="1530"/>
+          </w:tcPr>
+          <w:p>
+            <w:r>
+              <w:t>P6</w:t>
+            </w:r>
+          </w:p>
+        </w:tc>
+        <w:tc>
+          <w:tcPr>
+            <w:tcW w:type="dxa" w:w="1530"/>
+          </w:tcPr>
+          <w:p>
+            <w:r>
+              <w:t>12:00-12:40</w:t>
+            </w:r>
+          </w:p>
+        </w:tc>
+        <w:tc>
+          <w:tcPr>
+            <w:tcW w:type="dxa" w:w="1530"/>
+          </w:tcPr>
+          <w:p>
+            <w:r>
+              <w:t>6C</w:t>
+              <w:br/>
+              <w:t>ISLAMIAT</w:t>
+            </w:r>
+          </w:p>
+        </w:tc>
+        <w:tc>
+          <w:tcPr>
+            <w:tcW w:type="dxa" w:w="1530"/>
+          </w:tcPr>
+          <w:p>
+            <w:r/>
+          </w:p>
+        </w:tc>
+        <w:tc>
+          <w:tcPr>
+            <w:tcW w:type="dxa" w:w="1530"/>
+          </w:tcPr>
+          <w:p>
+            <w:r>
+              <w:t>6B</w:t>
+              <w:br/>
+              <w:t>ARABIC</w:t>
+            </w:r>
+          </w:p>
+        </w:tc>
+        <w:tc>
+          <w:tcPr>
+            <w:tcW w:type="dxa" w:w="1530"/>
+          </w:tcPr>
+          <w:p>
+            <w:r>
+              <w:t>7A</w:t>
+              <w:br/>
+              <w:t>ARABIC</w:t>
+            </w:r>
+          </w:p>
+        </w:tc>
+        <w:tc>
+          <w:tcPr>
+            <w:tcW w:type="dxa" w:w="1530"/>
+          </w:tcPr>
+          <w:p>
+            <w:r>
+              <w:t>7C</w:t>
+              <w:br/>
+              <w:t>ARABIC</w:t>
+            </w:r>
+          </w:p>
+        </w:tc>
+        <w:tc>
+          <w:tcPr>
+            <w:tcW w:type="dxa" w:w="1530"/>
+          </w:tcPr>
+          <w:p>
+            <w:r>
+              <w:t>11:35-12:15</w:t>
+            </w:r>
+          </w:p>
+        </w:tc>
+      </w:tr>
+      <w:tr>
+        <w:tc>
+          <w:tcPr>
+            <w:tcW w:type="dxa" w:w="1530"/>
+          </w:tcPr>
+          <w:p>
+            <w:r>
+              <w:t>P7</w:t>
+            </w:r>
+          </w:p>
+        </w:tc>
+        <w:tc>
+          <w:tcPr>
+            <w:tcW w:type="dxa" w:w="1530"/>
+          </w:tcPr>
+          <w:p>
+            <w:r>
+              <w:t>12:40-1:20</w:t>
+            </w:r>
+          </w:p>
+        </w:tc>
+        <w:tc>
+          <w:tcPr>
+            <w:tcW w:type="dxa" w:w="1530"/>
+          </w:tcPr>
+          <w:p>
+            <w:r>
+              <w:t>6C</w:t>
+              <w:br/>
+              <w:t>ARABIC</w:t>
+            </w:r>
+          </w:p>
+        </w:tc>
+        <w:tc>
+          <w:tcPr>
+            <w:tcW w:type="dxa" w:w="1530"/>
+          </w:tcPr>
+          <w:p>
+            <w:r/>
+          </w:p>
+        </w:tc>
+        <w:tc>
+          <w:tcPr>
+            <w:tcW w:type="dxa" w:w="1530"/>
           </w:tcPr>
           <w:p>
             <w:r>
@@ -252,7 +760,19 @@
         </w:tc>
         <w:tc>
           <w:tcPr>
-            <w:tcW w:type="dxa" w:w="1080"/>
+            <w:tcW w:type="dxa" w:w="1530"/>
+          </w:tcPr>
+          <w:p>
+            <w:r>
+              <w:t>7C</w:t>
+              <w:br/>
+              <w:t>ISLAMIAT</w:t>
+            </w:r>
+          </w:p>
+        </w:tc>
+        <w:tc>
+          <w:tcPr>
+            <w:tcW w:type="dxa" w:w="1530"/>
           </w:tcPr>
           <w:p>
             <w:r/>
@@ -260,39 +780,49 @@
         </w:tc>
         <w:tc>
           <w:tcPr>
-            <w:tcW w:type="dxa" w:w="1080"/>
+            <w:tcW w:type="dxa" w:w="1530"/>
           </w:tcPr>
           <w:p>
-            <w:r>
-              <w:t>8:40-9:15</w:t>
-            </w:r>
+            <w:r/>
           </w:p>
         </w:tc>
       </w:tr>
       <w:tr>
         <w:tc>
           <w:tcPr>
-            <w:tcW w:type="dxa" w:w="1080"/>
+            <w:tcW w:type="dxa" w:w="1530"/>
           </w:tcPr>
           <w:p>
             <w:r>
-              <w:t>P3</w:t>
+              <w:t>P8</w:t>
             </w:r>
           </w:p>
         </w:tc>
         <w:tc>
           <w:tcPr>
-            <w:tcW w:type="dxa" w:w="1080"/>
+            <w:tcW w:type="dxa" w:w="1530"/>
           </w:tcPr>
           <w:p>
             <w:r>
-              <w:t>9:30-10:10</w:t>
+              <w:t>1:20-2:00</w:t>
             </w:r>
           </w:p>
         </w:tc>
         <w:tc>
           <w:tcPr>
-            <w:tcW w:type="dxa" w:w="1080"/>
+            <w:tcW w:type="dxa" w:w="1530"/>
+          </w:tcPr>
+          <w:p>
+            <w:r>
+              <w:t>6B</w:t>
+              <w:br/>
+              <w:t>ARABIC</w:t>
+            </w:r>
+          </w:p>
+        </w:tc>
+        <w:tc>
+          <w:tcPr>
+            <w:tcW w:type="dxa" w:w="1530"/>
           </w:tcPr>
           <w:p>
             <w:r>
@@ -304,135 +834,7 @@
         </w:tc>
         <w:tc>
           <w:tcPr>
-            <w:tcW w:type="dxa" w:w="1080"/>
-          </w:tcPr>
-          <w:p>
-            <w:r>
-              <w:t>6C</w:t>
-              <w:br/>
-              <w:t>ISLAMIAT</w:t>
-            </w:r>
-          </w:p>
-        </w:tc>
-        <w:tc>
-          <w:tcPr>
-            <w:tcW w:type="dxa" w:w="1080"/>
-          </w:tcPr>
-          <w:p>
-            <w:r>
-              <w:t>6B</w:t>
-              <w:br/>
-              <w:t>ISLAMIAT</w:t>
-            </w:r>
-          </w:p>
-        </w:tc>
-        <w:tc>
-          <w:tcPr>
-            <w:tcW w:type="dxa" w:w="1080"/>
-          </w:tcPr>
-          <w:p>
-            <w:r>
-              <w:t>8B</w:t>
-              <w:br/>
-              <w:t>ARABIC</w:t>
-            </w:r>
-          </w:p>
-        </w:tc>
-        <w:tc>
-          <w:tcPr>
-            <w:tcW w:type="dxa" w:w="1080"/>
-          </w:tcPr>
-          <w:p>
-            <w:r>
-              <w:t>7C</w:t>
-              <w:br/>
-              <w:t>ISLAMIAT</w:t>
-            </w:r>
-          </w:p>
-        </w:tc>
-        <w:tc>
-          <w:tcPr>
-            <w:tcW w:type="dxa" w:w="1080"/>
-          </w:tcPr>
-          <w:p>
-            <w:r>
-              <w:t>9:15-9:50</w:t>
-            </w:r>
-          </w:p>
-        </w:tc>
-      </w:tr>
-      <w:tr>
-        <w:tc>
-          <w:tcPr>
-            <w:tcW w:type="dxa" w:w="1080"/>
-          </w:tcPr>
-          <w:p>
-            <w:r>
-              <w:t>P4</w:t>
-            </w:r>
-          </w:p>
-        </w:tc>
-        <w:tc>
-          <w:tcPr>
-            <w:tcW w:type="dxa" w:w="1080"/>
-          </w:tcPr>
-          <w:p>
-            <w:r>
-              <w:t>10:10-10:50</w:t>
-            </w:r>
-          </w:p>
-        </w:tc>
-        <w:tc>
-          <w:tcPr>
-            <w:tcW w:type="dxa" w:w="1080"/>
-          </w:tcPr>
-          <w:p>
-            <w:r>
-              <w:t>6B</w:t>
-              <w:br/>
-              <w:t>ARABIC</w:t>
-            </w:r>
-          </w:p>
-        </w:tc>
-        <w:tc>
-          <w:tcPr>
-            <w:tcW w:type="dxa" w:w="1080"/>
-          </w:tcPr>
-          <w:p>
-            <w:r>
-              <w:t>6B</w:t>
-              <w:br/>
-              <w:t>ARABIC</w:t>
-            </w:r>
-          </w:p>
-        </w:tc>
-        <w:tc>
-          <w:tcPr>
-            <w:tcW w:type="dxa" w:w="1080"/>
-          </w:tcPr>
-          <w:p>
-            <w:r>
-              <w:t>7C</w:t>
-              <w:br/>
-              <w:t>ARABIC</w:t>
-            </w:r>
-          </w:p>
-        </w:tc>
-        <w:tc>
-          <w:tcPr>
-            <w:tcW w:type="dxa" w:w="1080"/>
-          </w:tcPr>
-          <w:p>
-            <w:r>
-              <w:t>7C</w:t>
-              <w:br/>
-              <w:t>ARABIC</w:t>
-            </w:r>
-          </w:p>
-        </w:tc>
-        <w:tc>
-          <w:tcPr>
-            <w:tcW w:type="dxa" w:w="1080"/>
+            <w:tcW w:type="dxa" w:w="1530"/>
           </w:tcPr>
           <w:p>
             <w:r/>
@@ -440,353 +842,7 @@
         </w:tc>
         <w:tc>
           <w:tcPr>
-            <w:tcW w:type="dxa" w:w="1080"/>
-          </w:tcPr>
-          <w:p>
-            <w:r>
-              <w:t>9:50-10:25</w:t>
-            </w:r>
-          </w:p>
-        </w:tc>
-      </w:tr>
-      <w:tr>
-        <w:tc>
-          <w:tcPr>
-            <w:tcW w:type="dxa" w:w="1080"/>
-          </w:tcPr>
-          <w:p>
-            <w:r>
-              <w:t>Lunch</w:t>
-            </w:r>
-          </w:p>
-        </w:tc>
-        <w:tc>
-          <w:tcPr>
-            <w:tcW w:type="dxa" w:w="1080"/>
-          </w:tcPr>
-          <w:p>
-            <w:r>
-              <w:t>10:50-11:20</w:t>
-            </w:r>
-          </w:p>
-        </w:tc>
-        <w:tc>
-          <w:tcPr>
-            <w:tcW w:type="dxa" w:w="1080"/>
-          </w:tcPr>
-          <w:p>
-            <w:r/>
-          </w:p>
-        </w:tc>
-        <w:tc>
-          <w:tcPr>
-            <w:tcW w:type="dxa" w:w="1080"/>
-          </w:tcPr>
-          <w:p>
-            <w:r/>
-          </w:p>
-        </w:tc>
-        <w:tc>
-          <w:tcPr>
-            <w:tcW w:type="dxa" w:w="1080"/>
-          </w:tcPr>
-          <w:p>
-            <w:r/>
-          </w:p>
-        </w:tc>
-        <w:tc>
-          <w:tcPr>
-            <w:tcW w:type="dxa" w:w="1080"/>
-          </w:tcPr>
-          <w:p>
-            <w:r/>
-          </w:p>
-        </w:tc>
-        <w:tc>
-          <w:tcPr>
-            <w:tcW w:type="dxa" w:w="1080"/>
-          </w:tcPr>
-          <w:p>
-            <w:r/>
-          </w:p>
-        </w:tc>
-        <w:tc>
-          <w:tcPr>
-            <w:tcW w:type="dxa" w:w="1080"/>
-          </w:tcPr>
-          <w:p>
-            <w:r>
-              <w:t>10:25-10:55</w:t>
-            </w:r>
-          </w:p>
-        </w:tc>
-      </w:tr>
-      <w:tr>
-        <w:tc>
-          <w:tcPr>
-            <w:tcW w:type="dxa" w:w="1080"/>
-          </w:tcPr>
-          <w:p>
-            <w:r>
-              <w:t>P5</w:t>
-            </w:r>
-          </w:p>
-        </w:tc>
-        <w:tc>
-          <w:tcPr>
-            <w:tcW w:type="dxa" w:w="1080"/>
-          </w:tcPr>
-          <w:p>
-            <w:r>
-              <w:t>11:20-12:00</w:t>
-            </w:r>
-          </w:p>
-        </w:tc>
-        <w:tc>
-          <w:tcPr>
-            <w:tcW w:type="dxa" w:w="1080"/>
-          </w:tcPr>
-          <w:p>
-            <w:r/>
-          </w:p>
-        </w:tc>
-        <w:tc>
-          <w:tcPr>
-            <w:tcW w:type="dxa" w:w="1080"/>
-          </w:tcPr>
-          <w:p>
-            <w:r/>
-          </w:p>
-        </w:tc>
-        <w:tc>
-          <w:tcPr>
-            <w:tcW w:type="dxa" w:w="1080"/>
-          </w:tcPr>
-          <w:p>
-            <w:r/>
-          </w:p>
-        </w:tc>
-        <w:tc>
-          <w:tcPr>
-            <w:tcW w:type="dxa" w:w="1080"/>
-          </w:tcPr>
-          <w:p>
-            <w:r/>
-          </w:p>
-        </w:tc>
-        <w:tc>
-          <w:tcPr>
-            <w:tcW w:type="dxa" w:w="1080"/>
-          </w:tcPr>
-          <w:p>
-            <w:r/>
-          </w:p>
-        </w:tc>
-        <w:tc>
-          <w:tcPr>
-            <w:tcW w:type="dxa" w:w="1080"/>
-          </w:tcPr>
-          <w:p>
-            <w:r>
-              <w:t>10:55-11:35</w:t>
-            </w:r>
-          </w:p>
-        </w:tc>
-      </w:tr>
-      <w:tr>
-        <w:tc>
-          <w:tcPr>
-            <w:tcW w:type="dxa" w:w="1080"/>
-          </w:tcPr>
-          <w:p>
-            <w:r>
-              <w:t>P6</w:t>
-            </w:r>
-          </w:p>
-        </w:tc>
-        <w:tc>
-          <w:tcPr>
-            <w:tcW w:type="dxa" w:w="1080"/>
-          </w:tcPr>
-          <w:p>
-            <w:r>
-              <w:t>12:00-12:40</w:t>
-            </w:r>
-          </w:p>
-        </w:tc>
-        <w:tc>
-          <w:tcPr>
-            <w:tcW w:type="dxa" w:w="1080"/>
-          </w:tcPr>
-          <w:p>
-            <w:r>
-              <w:t>6B</w:t>
-              <w:br/>
-              <w:t>ISLAMIAT</w:t>
-            </w:r>
-          </w:p>
-        </w:tc>
-        <w:tc>
-          <w:tcPr>
-            <w:tcW w:type="dxa" w:w="1080"/>
-          </w:tcPr>
-          <w:p>
-            <w:r>
-              <w:t>6B</w:t>
-              <w:br/>
-              <w:t>ISLAMIAT</w:t>
-            </w:r>
-          </w:p>
-        </w:tc>
-        <w:tc>
-          <w:tcPr>
-            <w:tcW w:type="dxa" w:w="1080"/>
-          </w:tcPr>
-          <w:p>
-            <w:r>
-              <w:t>7A</w:t>
-              <w:br/>
-              <w:t>ISLAMIAT</w:t>
-            </w:r>
-          </w:p>
-        </w:tc>
-        <w:tc>
-          <w:tcPr>
-            <w:tcW w:type="dxa" w:w="1080"/>
-          </w:tcPr>
-          <w:p>
-            <w:r/>
-          </w:p>
-        </w:tc>
-        <w:tc>
-          <w:tcPr>
-            <w:tcW w:type="dxa" w:w="1080"/>
-          </w:tcPr>
-          <w:p>
-            <w:r>
-              <w:t>6C</w:t>
-              <w:br/>
-              <w:t>ISLAMIAT</w:t>
-            </w:r>
-          </w:p>
-        </w:tc>
-        <w:tc>
-          <w:tcPr>
-            <w:tcW w:type="dxa" w:w="1080"/>
-          </w:tcPr>
-          <w:p>
-            <w:r>
-              <w:t>11:35-12:15</w:t>
-            </w:r>
-          </w:p>
-        </w:tc>
-      </w:tr>
-      <w:tr>
-        <w:tc>
-          <w:tcPr>
-            <w:tcW w:type="dxa" w:w="1080"/>
-          </w:tcPr>
-          <w:p>
-            <w:r>
-              <w:t>P7</w:t>
-            </w:r>
-          </w:p>
-        </w:tc>
-        <w:tc>
-          <w:tcPr>
-            <w:tcW w:type="dxa" w:w="1080"/>
-          </w:tcPr>
-          <w:p>
-            <w:r>
-              <w:t>12:40-1:20</w:t>
-            </w:r>
-          </w:p>
-        </w:tc>
-        <w:tc>
-          <w:tcPr>
-            <w:tcW w:type="dxa" w:w="1080"/>
-          </w:tcPr>
-          <w:p>
-            <w:r>
-              <w:t>6C</w:t>
-              <w:br/>
-              <w:t>ISLAMIAT</w:t>
-            </w:r>
-          </w:p>
-        </w:tc>
-        <w:tc>
-          <w:tcPr>
-            <w:tcW w:type="dxa" w:w="1080"/>
-          </w:tcPr>
-          <w:p>
-            <w:r>
-              <w:t>7A</w:t>
-              <w:br/>
-              <w:t>ARABIC</w:t>
-            </w:r>
-          </w:p>
-        </w:tc>
-        <w:tc>
-          <w:tcPr>
-            <w:tcW w:type="dxa" w:w="1080"/>
-          </w:tcPr>
-          <w:p>
-            <w:r/>
-          </w:p>
-        </w:tc>
-        <w:tc>
-          <w:tcPr>
-            <w:tcW w:type="dxa" w:w="1080"/>
-          </w:tcPr>
-          <w:p>
-            <w:r>
-              <w:t>7A</w:t>
-              <w:br/>
-              <w:t>ARABIC</w:t>
-            </w:r>
-          </w:p>
-        </w:tc>
-        <w:tc>
-          <w:tcPr>
-            <w:tcW w:type="dxa" w:w="1080"/>
-          </w:tcPr>
-          <w:p>
-            <w:r/>
-          </w:p>
-        </w:tc>
-        <w:tc>
-          <w:tcPr>
-            <w:tcW w:type="dxa" w:w="1080"/>
-          </w:tcPr>
-          <w:p>
-            <w:r/>
-          </w:p>
-        </w:tc>
-      </w:tr>
-      <w:tr>
-        <w:tc>
-          <w:tcPr>
-            <w:tcW w:type="dxa" w:w="1080"/>
-          </w:tcPr>
-          <w:p>
-            <w:r>
-              <w:t>P8</w:t>
-            </w:r>
-          </w:p>
-        </w:tc>
-        <w:tc>
-          <w:tcPr>
-            <w:tcW w:type="dxa" w:w="1080"/>
-          </w:tcPr>
-          <w:p>
-            <w:r>
-              <w:t>1:20-2:00</w:t>
-            </w:r>
-          </w:p>
-        </w:tc>
-        <w:tc>
-          <w:tcPr>
-            <w:tcW w:type="dxa" w:w="1080"/>
+            <w:tcW w:type="dxa" w:w="1530"/>
           </w:tcPr>
           <w:p>
             <w:r>
@@ -798,31 +854,7 @@
         </w:tc>
         <w:tc>
           <w:tcPr>
-            <w:tcW w:type="dxa" w:w="1080"/>
-          </w:tcPr>
-          <w:p>
-            <w:r>
-              <w:t>6C</w:t>
-              <w:br/>
-              <w:t>ARABIC</w:t>
-            </w:r>
-          </w:p>
-        </w:tc>
-        <w:tc>
-          <w:tcPr>
-            <w:tcW w:type="dxa" w:w="1080"/>
-          </w:tcPr>
-          <w:p>
-            <w:r>
-              <w:t>7C</w:t>
-              <w:br/>
-              <w:t>ISLAMIAT</w:t>
-            </w:r>
-          </w:p>
-        </w:tc>
-        <w:tc>
-          <w:tcPr>
-            <w:tcW w:type="dxa" w:w="1080"/>
+            <w:tcW w:type="dxa" w:w="1530"/>
           </w:tcPr>
           <w:p>
             <w:r/>
@@ -830,15 +862,7 @@
         </w:tc>
         <w:tc>
           <w:tcPr>
-            <w:tcW w:type="dxa" w:w="1080"/>
-          </w:tcPr>
-          <w:p>
-            <w:r/>
-          </w:p>
-        </w:tc>
-        <w:tc>
-          <w:tcPr>
-            <w:tcW w:type="dxa" w:w="1080"/>
+            <w:tcW w:type="dxa" w:w="1530"/>
           </w:tcPr>
           <w:p>
             <w:r/>
@@ -847,7 +871,7 @@
       </w:tr>
     </w:tbl>
     <w:sectPr>
-      <w:pgSz w:w="12240" w:h="15840"/>
+      <w:pgSz w:w="15840" w:h="12240" w:orient="landscape"/>
       <w:pgMar w:top="1440" w:right="1800" w:bottom="1440" w:left="1800" w:header="720" w:footer="720" w:gutter="0"/>
       <w:cols w:space="720"/>
       <w:docGrid w:linePitch="360"/>

--- a/AUN NAZAMI_timetable.docx
+++ b/AUN NAZAMI_timetable.docx
@@ -239,7 +239,11 @@
             <w:tcW w:type="dxa" w:w="1530"/>
           </w:tcPr>
           <w:p>
-            <w:r/>
+            <w:r>
+              <w:t>7C</w:t>
+              <w:br/>
+              <w:t>ISLAMIAT</w:t>
+            </w:r>
           </w:p>
         </w:tc>
         <w:tc>
@@ -250,7 +254,7 @@
             <w:r>
               <w:t>7C</w:t>
               <w:br/>
-              <w:t>ISLAMIAT</w:t>
+              <w:t>ARABIC</w:t>
             </w:r>
           </w:p>
         </w:tc>
@@ -431,11 +435,7 @@
             <w:tcW w:type="dxa" w:w="1530"/>
           </w:tcPr>
           <w:p>
-            <w:r>
-              <w:t>7C</w:t>
-              <w:br/>
-              <w:t>ARABIC</w:t>
-            </w:r>
+            <w:r/>
           </w:p>
         </w:tc>
         <w:tc>

--- a/AUN NAZAMI_timetable.docx
+++ b/AUN NAZAMI_timetable.docx
@@ -655,7 +655,11 @@
             <w:tcW w:type="dxa" w:w="1530"/>
           </w:tcPr>
           <w:p>
-            <w:r/>
+            <w:r>
+              <w:t>6B</w:t>
+              <w:br/>
+              <w:t>ARABIC</w:t>
+            </w:r>
           </w:p>
         </w:tc>
         <w:tc>
@@ -813,11 +817,7 @@
             <w:tcW w:type="dxa" w:w="1530"/>
           </w:tcPr>
           <w:p>
-            <w:r>
-              <w:t>6B</w:t>
-              <w:br/>
-              <w:t>ARABIC</w:t>
-            </w:r>
+            <w:r/>
           </w:p>
         </w:tc>
         <w:tc>

--- a/AUN NAZAMI_timetable.docx
+++ b/AUN NAZAMI_timetable.docx
@@ -435,7 +435,11 @@
             <w:tcW w:type="dxa" w:w="1530"/>
           </w:tcPr>
           <w:p>
-            <w:r/>
+            <w:r>
+              <w:t>7A</w:t>
+              <w:br/>
+              <w:t>ISLAMIAT</w:t>
+            </w:r>
           </w:p>
         </w:tc>
         <w:tc>
@@ -583,11 +587,7 @@
             <w:tcW w:type="dxa" w:w="1530"/>
           </w:tcPr>
           <w:p>
-            <w:r>
-              <w:t>7A</w:t>
-              <w:br/>
-              <w:t>ISLAMIAT</w:t>
-            </w:r>
+            <w:r/>
           </w:p>
         </w:tc>
         <w:tc>

--- a/AUN NAZAMI_timetable.docx
+++ b/AUN NAZAMI_timetable.docx
@@ -195,11 +195,7 @@
             <w:tcW w:type="dxa" w:w="1530"/>
           </w:tcPr>
           <w:p>
-            <w:r>
-              <w:t>7A</w:t>
-              <w:br/>
-              <w:t>ARABIC</w:t>
-            </w:r>
+            <w:r/>
           </w:p>
         </w:tc>
         <w:tc>
@@ -240,19 +236,7 @@
           </w:tcPr>
           <w:p>
             <w:r>
-              <w:t>7C</w:t>
-              <w:br/>
-              <w:t>ISLAMIAT</w:t>
-            </w:r>
-          </w:p>
-        </w:tc>
-        <w:tc>
-          <w:tcPr>
-            <w:tcW w:type="dxa" w:w="1530"/>
-          </w:tcPr>
-          <w:p>
-            <w:r>
-              <w:t>7C</w:t>
+              <w:t>6B</w:t>
               <w:br/>
               <w:t>ARABIC</w:t>
             </w:r>
@@ -284,7 +268,19 @@
           </w:tcPr>
           <w:p>
             <w:r>
-              <w:t>8B</w:t>
+              <w:t>6C</w:t>
+              <w:br/>
+              <w:t>ISLAMIAT</w:t>
+            </w:r>
+          </w:p>
+        </w:tc>
+        <w:tc>
+          <w:tcPr>
+            <w:tcW w:type="dxa" w:w="1530"/>
+          </w:tcPr>
+          <w:p>
+            <w:r>
+              <w:t>6C</w:t>
               <w:br/>
               <w:t>ARABIC</w:t>
             </w:r>
@@ -328,7 +324,7 @@
           </w:tcPr>
           <w:p>
             <w:r>
-              <w:t>6B</w:t>
+              <w:t>7C</w:t>
               <w:br/>
               <w:t>ISLAMIAT</w:t>
             </w:r>
@@ -340,7 +336,7 @@
           </w:tcPr>
           <w:p>
             <w:r>
-              <w:t>6C</w:t>
+              <w:t>7C</w:t>
               <w:br/>
               <w:t>ISLAMIAT</w:t>
             </w:r>
@@ -351,11 +347,7 @@
             <w:tcW w:type="dxa" w:w="1530"/>
           </w:tcPr>
           <w:p>
-            <w:r>
-              <w:t>8B</w:t>
-              <w:br/>
-              <w:t>ARABIC</w:t>
-            </w:r>
+            <w:r/>
           </w:p>
         </w:tc>
         <w:tc>
@@ -363,11 +355,7 @@
             <w:tcW w:type="dxa" w:w="1530"/>
           </w:tcPr>
           <w:p>
-            <w:r>
-              <w:t>7A</w:t>
-              <w:br/>
-              <w:t>ISLAMIAT</w:t>
-            </w:r>
+            <w:r/>
           </w:p>
         </w:tc>
         <w:tc>
@@ -375,11 +363,7 @@
             <w:tcW w:type="dxa" w:w="1530"/>
           </w:tcPr>
           <w:p>
-            <w:r>
-              <w:t>6C</w:t>
-              <w:br/>
-              <w:t>ISLAMIAT</w:t>
-            </w:r>
+            <w:r/>
           </w:p>
         </w:tc>
         <w:tc>
@@ -427,6 +411,18 @@
             <w:tcW w:type="dxa" w:w="1530"/>
           </w:tcPr>
           <w:p>
+            <w:r>
+              <w:t>6C</w:t>
+              <w:br/>
+              <w:t>ISLAMIAT</w:t>
+            </w:r>
+          </w:p>
+        </w:tc>
+        <w:tc>
+          <w:tcPr>
+            <w:tcW w:type="dxa" w:w="1530"/>
+          </w:tcPr>
+          <w:p>
             <w:r/>
           </w:p>
         </w:tc>
@@ -447,15 +443,11 @@
             <w:tcW w:type="dxa" w:w="1530"/>
           </w:tcPr>
           <w:p>
-            <w:r/>
-          </w:p>
-        </w:tc>
-        <w:tc>
-          <w:tcPr>
-            <w:tcW w:type="dxa" w:w="1530"/>
-          </w:tcPr>
-          <w:p>
-            <w:r/>
+            <w:r>
+              <w:t>7A</w:t>
+              <w:br/>
+              <w:t>ARABIC</w:t>
+            </w:r>
           </w:p>
         </w:tc>
         <w:tc>
@@ -567,16 +559,8 @@
             <w:tcW w:type="dxa" w:w="1530"/>
           </w:tcPr>
           <w:p>
-            <w:r/>
-          </w:p>
-        </w:tc>
-        <w:tc>
-          <w:tcPr>
-            <w:tcW w:type="dxa" w:w="1530"/>
-          </w:tcPr>
-          <w:p>
             <w:r>
-              <w:t>6B</w:t>
+              <w:t>6C</w:t>
               <w:br/>
               <w:t>ISLAMIAT</w:t>
             </w:r>
@@ -587,7 +571,11 @@
             <w:tcW w:type="dxa" w:w="1530"/>
           </w:tcPr>
           <w:p>
-            <w:r/>
+            <w:r>
+              <w:t>7A</w:t>
+              <w:br/>
+              <w:t>ISLAMIAT</w:t>
+            </w:r>
           </w:p>
         </w:tc>
         <w:tc>
@@ -595,7 +583,11 @@
             <w:tcW w:type="dxa" w:w="1530"/>
           </w:tcPr>
           <w:p>
-            <w:r/>
+            <w:r>
+              <w:t>7C</w:t>
+              <w:br/>
+              <w:t>ARABIC</w:t>
+            </w:r>
           </w:p>
         </w:tc>
         <w:tc>
@@ -603,7 +595,23 @@
             <w:tcW w:type="dxa" w:w="1530"/>
           </w:tcPr>
           <w:p>
-            <w:r/>
+            <w:r>
+              <w:t>8B</w:t>
+              <w:br/>
+              <w:t>ARABIC</w:t>
+            </w:r>
+          </w:p>
+        </w:tc>
+        <w:tc>
+          <w:tcPr>
+            <w:tcW w:type="dxa" w:w="1530"/>
+          </w:tcPr>
+          <w:p>
+            <w:r>
+              <w:t>8B</w:t>
+              <w:br/>
+              <w:t>ARABIC</w:t>
+            </w:r>
           </w:p>
         </w:tc>
         <w:tc>
@@ -644,19 +652,7 @@
           </w:tcPr>
           <w:p>
             <w:r>
-              <w:t>6C</w:t>
-              <w:br/>
-              <w:t>ISLAMIAT</w:t>
-            </w:r>
-          </w:p>
-        </w:tc>
-        <w:tc>
-          <w:tcPr>
-            <w:tcW w:type="dxa" w:w="1530"/>
-          </w:tcPr>
-          <w:p>
-            <w:r>
-              <w:t>6B</w:t>
+              <w:t>7C</w:t>
               <w:br/>
               <w:t>ARABIC</w:t>
             </w:r>
@@ -667,11 +663,23 @@
             <w:tcW w:type="dxa" w:w="1530"/>
           </w:tcPr>
           <w:p>
-            <w:r>
-              <w:t>6B</w:t>
-              <w:br/>
-              <w:t>ARABIC</w:t>
-            </w:r>
+            <w:r/>
+          </w:p>
+        </w:tc>
+        <w:tc>
+          <w:tcPr>
+            <w:tcW w:type="dxa" w:w="1530"/>
+          </w:tcPr>
+          <w:p>
+            <w:r/>
+          </w:p>
+        </w:tc>
+        <w:tc>
+          <w:tcPr>
+            <w:tcW w:type="dxa" w:w="1530"/>
+          </w:tcPr>
+          <w:p>
+            <w:r/>
           </w:p>
         </w:tc>
         <w:tc>
@@ -680,19 +688,7 @@
           </w:tcPr>
           <w:p>
             <w:r>
-              <w:t>7A</w:t>
-              <w:br/>
-              <w:t>ARABIC</w:t>
-            </w:r>
-          </w:p>
-        </w:tc>
-        <w:tc>
-          <w:tcPr>
-            <w:tcW w:type="dxa" w:w="1530"/>
-          </w:tcPr>
-          <w:p>
-            <w:r>
-              <w:t>7C</w:t>
+              <w:t>6B</w:t>
               <w:br/>
               <w:t>ARABIC</w:t>
             </w:r>
@@ -735,6 +731,14 @@
             <w:tcW w:type="dxa" w:w="1530"/>
           </w:tcPr>
           <w:p>
+            <w:r/>
+          </w:p>
+        </w:tc>
+        <w:tc>
+          <w:tcPr>
+            <w:tcW w:type="dxa" w:w="1530"/>
+          </w:tcPr>
+          <w:p>
             <w:r>
               <w:t>6C</w:t>
               <w:br/>
@@ -748,18 +752,6 @@
           </w:tcPr>
           <w:p>
             <w:r/>
-          </w:p>
-        </w:tc>
-        <w:tc>
-          <w:tcPr>
-            <w:tcW w:type="dxa" w:w="1530"/>
-          </w:tcPr>
-          <w:p>
-            <w:r>
-              <w:t>7C</w:t>
-              <w:br/>
-              <w:t>ISLAMIAT</w:t>
-            </w:r>
           </w:p>
         </w:tc>
         <w:tc>
@@ -817,7 +809,23 @@
             <w:tcW w:type="dxa" w:w="1530"/>
           </w:tcPr>
           <w:p>
-            <w:r/>
+            <w:r>
+              <w:t>7A</w:t>
+              <w:br/>
+              <w:t>ARABIC</w:t>
+            </w:r>
+          </w:p>
+        </w:tc>
+        <w:tc>
+          <w:tcPr>
+            <w:tcW w:type="dxa" w:w="1530"/>
+          </w:tcPr>
+          <w:p>
+            <w:r>
+              <w:t>6B</w:t>
+              <w:br/>
+              <w:t>ISLAMIAT</w:t>
+            </w:r>
           </w:p>
         </w:tc>
         <w:tc>
@@ -837,18 +845,10 @@
             <w:tcW w:type="dxa" w:w="1530"/>
           </w:tcPr>
           <w:p>
-            <w:r/>
-          </w:p>
-        </w:tc>
-        <w:tc>
-          <w:tcPr>
-            <w:tcW w:type="dxa" w:w="1530"/>
-          </w:tcPr>
-          <w:p>
             <w:r>
-              <w:t>6C</w:t>
+              <w:t>6B</w:t>
               <w:br/>
-              <w:t>ARABIC</w:t>
+              <w:t>ISLAMIAT</w:t>
             </w:r>
           </w:p>
         </w:tc>
